--- a/Yousef Mohamed Flutter CV.docx
+++ b/Yousef Mohamed Flutter CV.docx
@@ -1329,8 +1329,6 @@
         </w:rPr>
         <w:t>published on the Play Store and App Store.</w:t>
       </w:r>
-      <w:bookmarkStart w:id="0" w:name="_GoBack"/>
-      <w:bookmarkEnd w:id="0"/>
     </w:p>
     <w:p>
       <w:pPr>
@@ -1487,7 +1485,19 @@
           <w:szCs w:val="20"/>
           <w:lang w:val="en-US" w:eastAsia="zh-CN" w:bidi="ar-SA"/>
         </w:rPr>
-        <w:t>- Developed an online coaching platform featuring workout plans, nutrition tracking, and secure payment integration.</w:t>
+        <w:t>- Developed an online coaching platform fe</w:t>
+      </w:r>
+      <w:bookmarkStart w:id="0" w:name="_GoBack"/>
+      <w:bookmarkEnd w:id="0"/>
+      <w:r>
+        <w:rPr>
+          <w:rFonts w:hint="default" w:asciiTheme="minorHAnsi" w:hAnsiTheme="minorHAnsi" w:eastAsiaTheme="minorEastAsia" w:cstheme="minorBidi"/>
+          <w:kern w:val="0"/>
+          <w:sz w:val="20"/>
+          <w:szCs w:val="20"/>
+          <w:lang w:val="en-US" w:eastAsia="zh-CN" w:bidi="ar-SA"/>
+        </w:rPr>
+        <w:t>aturing workout plans, nutrition tracking, and secure payment integration.</w:t>
       </w:r>
     </w:p>
     <w:p>
@@ -1497,7 +1507,7 @@
         <w:keepLines w:val="0"/>
         <w:widowControl/>
         <w:suppressLineNumbers w:val="0"/>
-        <w:spacing w:before="0" w:beforeAutospacing="0" w:after="303" w:afterLines="84" w:afterAutospacing="0" w:line="240" w:lineRule="auto"/>
+        <w:spacing w:before="0" w:beforeAutospacing="0" w:after="0" w:afterAutospacing="0" w:line="240" w:lineRule="auto"/>
         <w:rPr>
           <w:rFonts w:hint="default" w:asciiTheme="minorHAnsi" w:hAnsiTheme="minorHAnsi" w:eastAsiaTheme="minorEastAsia" w:cstheme="minorBidi"/>
           <w:kern w:val="0"/>
@@ -1524,68 +1534,216 @@
         <w:keepLines w:val="0"/>
         <w:widowControl/>
         <w:suppressLineNumbers w:val="0"/>
-        <w:spacing w:before="0" w:beforeAutospacing="0" w:after="125" w:afterLines="34" w:afterAutospacing="0" w:line="240" w:lineRule="auto"/>
-        <w:jc w:val="left"/>
-        <w:rPr>
-          <w:rFonts w:hint="default" w:asciiTheme="minorHAnsi" w:hAnsiTheme="minorHAnsi" w:eastAsiaTheme="minorEastAsia" w:cstheme="minorBidi"/>
-          <w:b/>
-          <w:bCs/>
-          <w:kern w:val="0"/>
-          <w:sz w:val="20"/>
-          <w:szCs w:val="20"/>
-          <w:lang w:val="en-US" w:eastAsia="zh-CN" w:bidi="ar-SA"/>
-        </w:rPr>
-      </w:pPr>
-      <w:r>
-        <w:rPr>
-          <w:rFonts w:hint="default" w:asciiTheme="minorHAnsi" w:hAnsiTheme="minorHAnsi" w:eastAsiaTheme="minorEastAsia" w:cstheme="minorBidi"/>
-          <w:b/>
-          <w:bCs/>
-          <w:kern w:val="0"/>
-          <w:sz w:val="20"/>
-          <w:szCs w:val="20"/>
-          <w:lang w:val="en-US" w:eastAsia="zh-CN" w:bidi="ar-SA"/>
-        </w:rPr>
-        <w:t>Hotel Booking</w:t>
-      </w:r>
-      <w:r>
-        <w:rPr>
-          <w:rFonts w:hint="cs" w:asciiTheme="minorHAnsi" w:hAnsiTheme="minorHAnsi" w:eastAsiaTheme="minorEastAsia" w:cstheme="minorBidi"/>
-          <w:b/>
-          <w:bCs/>
-          <w:kern w:val="0"/>
-          <w:sz w:val="20"/>
-          <w:szCs w:val="20"/>
-          <w:rtl/>
-          <w:lang w:val="en-US" w:eastAsia="zh-CN" w:bidi="ar-EG"/>
-        </w:rPr>
-        <w:t xml:space="preserve"> </w:t>
-      </w:r>
-      <w:r>
-        <w:rPr>
-          <w:rFonts w:hint="default" w:ascii="Times New Roman" w:hAnsi="Times New Roman" w:cs="Times New Roman"/>
-          <w:spacing w:val="-7"/>
-          <w:position w:val="1"/>
-          <w:sz w:val="19"/>
-          <w:szCs w:val="19"/>
+        <w:spacing w:before="0" w:beforeAutospacing="0" w:after="0" w:afterAutospacing="0" w:line="240" w:lineRule="auto"/>
+        <w:rPr>
+          <w:rFonts w:hint="default" w:asciiTheme="minorHAnsi" w:hAnsiTheme="minorHAnsi" w:eastAsiaTheme="minorEastAsia" w:cstheme="minorBidi"/>
+          <w:kern w:val="0"/>
+          <w:sz w:val="20"/>
+          <w:szCs w:val="20"/>
+          <w:lang w:val="en-US" w:eastAsia="zh-CN" w:bidi="ar-SA"/>
+        </w:rPr>
+      </w:pPr>
+      <w:r>
+        <w:rPr>
+          <w:rFonts w:hint="default" w:asciiTheme="minorHAnsi" w:hAnsiTheme="minorHAnsi" w:eastAsiaTheme="minorEastAsia" w:cstheme="minorBidi"/>
+          <w:kern w:val="0"/>
+          <w:sz w:val="20"/>
+          <w:szCs w:val="20"/>
+          <w:lang w:val="en-US" w:eastAsia="zh-CN" w:bidi="ar-SA"/>
+        </w:rPr>
+        <w:t xml:space="preserve">- Client Demo: </w:t>
+      </w:r>
+      <w:r>
+        <w:rPr>
+          <w:rFonts w:hint="default" w:asciiTheme="minorHAnsi" w:hAnsiTheme="minorHAnsi" w:eastAsiaTheme="minorEastAsia" w:cstheme="minorBidi"/>
+          <w:kern w:val="0"/>
+          <w:sz w:val="20"/>
+          <w:szCs w:val="20"/>
+          <w:lang w:val="en-US" w:eastAsia="zh-CN" w:bidi="ar-SA"/>
+        </w:rPr>
+        <w:fldChar w:fldCharType="begin"/>
+      </w:r>
+      <w:r>
+        <w:rPr>
+          <w:rFonts w:hint="default" w:asciiTheme="minorHAnsi" w:hAnsiTheme="minorHAnsi" w:eastAsiaTheme="minorEastAsia" w:cstheme="minorBidi"/>
+          <w:kern w:val="0"/>
+          <w:sz w:val="20"/>
+          <w:szCs w:val="20"/>
+          <w:lang w:val="en-US" w:eastAsia="zh-CN" w:bidi="ar-SA"/>
+        </w:rPr>
+        <w:instrText xml:space="preserve"> HYPERLINK "https://drive.google.com/file/d/1FQyEIGfF22ASuhVv1_hRai86LCn2YZxO/view?usp=sharing" </w:instrText>
+      </w:r>
+      <w:r>
+        <w:rPr>
+          <w:rFonts w:hint="default" w:asciiTheme="minorHAnsi" w:hAnsiTheme="minorHAnsi" w:eastAsiaTheme="minorEastAsia" w:cstheme="minorBidi"/>
+          <w:kern w:val="0"/>
+          <w:sz w:val="20"/>
+          <w:szCs w:val="20"/>
+          <w:lang w:val="en-US" w:eastAsia="zh-CN" w:bidi="ar-SA"/>
+        </w:rPr>
+        <w:fldChar w:fldCharType="separate"/>
+      </w:r>
+      <w:r>
+        <w:rPr>
+          <w:rStyle w:val="5"/>
+          <w:rFonts w:hint="default" w:asciiTheme="minorHAnsi" w:hAnsiTheme="minorHAnsi" w:eastAsiaTheme="minorEastAsia" w:cstheme="minorBidi"/>
+          <w:kern w:val="0"/>
+          <w:sz w:val="20"/>
+          <w:szCs w:val="20"/>
+          <w:lang w:val="en-US" w:eastAsia="zh-CN" w:bidi="ar-SA"/>
+        </w:rPr>
+        <w:t>Video Link</w:t>
+      </w:r>
+      <w:r>
+        <w:rPr>
+          <w:rFonts w:hint="default" w:asciiTheme="minorHAnsi" w:hAnsiTheme="minorHAnsi" w:eastAsiaTheme="minorEastAsia" w:cstheme="minorBidi"/>
+          <w:kern w:val="0"/>
+          <w:sz w:val="20"/>
+          <w:szCs w:val="20"/>
+          <w:lang w:val="en-US" w:eastAsia="zh-CN" w:bidi="ar-SA"/>
+        </w:rPr>
+        <w:fldChar w:fldCharType="end"/>
+      </w:r>
+    </w:p>
+    <w:p>
+      <w:pPr>
+        <w:pStyle w:val="7"/>
+        <w:keepNext w:val="0"/>
+        <w:keepLines w:val="0"/>
+        <w:widowControl/>
+        <w:suppressLineNumbers w:val="0"/>
+        <w:spacing w:before="0" w:beforeAutospacing="0" w:after="0" w:afterAutospacing="0" w:line="240" w:lineRule="auto"/>
+        <w:rPr>
+          <w:rFonts w:hint="default" w:asciiTheme="minorHAnsi" w:hAnsiTheme="minorHAnsi" w:eastAsiaTheme="minorEastAsia" w:cstheme="minorBidi"/>
+          <w:kern w:val="0"/>
+          <w:sz w:val="20"/>
+          <w:szCs w:val="20"/>
+          <w:lang w:val="en-US" w:eastAsia="zh-CN" w:bidi="ar-SA"/>
+        </w:rPr>
+      </w:pPr>
+      <w:r>
+        <w:rPr>
+          <w:rFonts w:hint="default" w:asciiTheme="minorHAnsi" w:hAnsiTheme="minorHAnsi" w:eastAsiaTheme="minorEastAsia" w:cstheme="minorBidi"/>
+          <w:kern w:val="0"/>
+          <w:sz w:val="20"/>
+          <w:szCs w:val="20"/>
+          <w:lang w:val="en-US" w:eastAsia="zh-CN" w:bidi="ar-SA"/>
+        </w:rPr>
+        <w:t xml:space="preserve">- Coach Demo: </w:t>
+      </w:r>
+      <w:r>
+        <w:rPr>
+          <w:rFonts w:hint="default" w:asciiTheme="minorHAnsi" w:hAnsiTheme="minorHAnsi" w:eastAsiaTheme="minorEastAsia" w:cstheme="minorBidi"/>
+          <w:kern w:val="0"/>
+          <w:sz w:val="20"/>
+          <w:szCs w:val="20"/>
+          <w:lang w:val="en-US" w:eastAsia="zh-CN" w:bidi="ar-SA"/>
+        </w:rPr>
+        <w:fldChar w:fldCharType="begin"/>
+      </w:r>
+      <w:r>
+        <w:rPr>
+          <w:rFonts w:hint="default" w:asciiTheme="minorHAnsi" w:hAnsiTheme="minorHAnsi" w:eastAsiaTheme="minorEastAsia" w:cstheme="minorBidi"/>
+          <w:kern w:val="0"/>
+          <w:sz w:val="20"/>
+          <w:szCs w:val="20"/>
+          <w:lang w:val="en-US" w:eastAsia="zh-CN" w:bidi="ar-SA"/>
+        </w:rPr>
+        <w:instrText xml:space="preserve"> HYPERLINK "https://drive.google.com/file/d/1_kRmUInOOjvBU-wyT6hXBu6O71CFAQKH/view?usp=sharing" </w:instrText>
+      </w:r>
+      <w:r>
+        <w:rPr>
+          <w:rFonts w:hint="default" w:asciiTheme="minorHAnsi" w:hAnsiTheme="minorHAnsi" w:eastAsiaTheme="minorEastAsia" w:cstheme="minorBidi"/>
+          <w:kern w:val="0"/>
+          <w:sz w:val="20"/>
+          <w:szCs w:val="20"/>
+          <w:lang w:val="en-US" w:eastAsia="zh-CN" w:bidi="ar-SA"/>
+        </w:rPr>
+        <w:fldChar w:fldCharType="separate"/>
+      </w:r>
+      <w:r>
+        <w:rPr>
+          <w:rStyle w:val="5"/>
+          <w:rFonts w:hint="default" w:asciiTheme="minorHAnsi" w:hAnsiTheme="minorHAnsi" w:eastAsiaTheme="minorEastAsia" w:cstheme="minorBidi"/>
+          <w:kern w:val="0"/>
+          <w:sz w:val="20"/>
+          <w:szCs w:val="20"/>
+          <w:lang w:val="en-US" w:eastAsia="zh-CN" w:bidi="ar-SA"/>
+        </w:rPr>
+        <w:t>Video Link</w:t>
+      </w:r>
+      <w:r>
+        <w:rPr>
+          <w:rFonts w:hint="default" w:asciiTheme="minorHAnsi" w:hAnsiTheme="minorHAnsi" w:eastAsiaTheme="minorEastAsia" w:cstheme="minorBidi"/>
+          <w:kern w:val="0"/>
+          <w:sz w:val="20"/>
+          <w:szCs w:val="20"/>
+          <w:lang w:val="en-US" w:eastAsia="zh-CN" w:bidi="ar-SA"/>
+        </w:rPr>
+        <w:fldChar w:fldCharType="end"/>
+      </w:r>
+    </w:p>
+    <w:p>
+      <w:pPr>
+        <w:pStyle w:val="7"/>
+        <w:keepNext w:val="0"/>
+        <w:keepLines w:val="0"/>
+        <w:widowControl/>
+        <w:suppressLineNumbers w:val="0"/>
+        <w:spacing w:before="111" w:beforeLines="31" w:beforeAutospacing="0" w:after="0" w:afterAutospacing="0" w:line="240" w:lineRule="auto"/>
+        <w:rPr>
+          <w:rFonts w:hint="default" w:asciiTheme="minorHAnsi" w:hAnsiTheme="minorHAnsi" w:eastAsiaTheme="minorEastAsia" w:cstheme="minorBidi"/>
+          <w:b/>
+          <w:bCs/>
+          <w:kern w:val="0"/>
+          <w:sz w:val="20"/>
+          <w:szCs w:val="20"/>
+          <w:lang w:val="en-US" w:eastAsia="zh-CN" w:bidi="ar-SA"/>
+        </w:rPr>
+      </w:pPr>
+      <w:r>
+        <w:rPr>
+          <w:rFonts w:hint="default" w:asciiTheme="minorHAnsi" w:hAnsiTheme="minorHAnsi" w:eastAsiaTheme="minorEastAsia" w:cstheme="minorBidi"/>
+          <w:b/>
+          <w:bCs/>
+          <w:kern w:val="0"/>
+          <w:sz w:val="20"/>
+          <w:szCs w:val="20"/>
+          <w:lang w:val="en-US" w:eastAsia="zh-CN" w:bidi="ar-SA"/>
+        </w:rPr>
+        <w:t xml:space="preserve">Coupons App </w:t>
+      </w:r>
+      <w:r>
+        <w:rPr>
+          <w:rFonts w:hint="default" w:asciiTheme="minorHAnsi" w:hAnsiTheme="minorHAnsi" w:eastAsiaTheme="minorEastAsia" w:cstheme="minorBidi"/>
+          <w:b/>
+          <w:bCs/>
+          <w:kern w:val="0"/>
+          <w:sz w:val="20"/>
+          <w:szCs w:val="20"/>
+          <w:lang w:val="en-US" w:eastAsia="zh-CN" w:bidi="ar-SA"/>
         </w:rPr>
         <w:drawing>
-          <wp:inline distT="0" distB="0" distL="0" distR="0">
-            <wp:extent cx="64770" cy="64770"/>
-            <wp:effectExtent l="0" t="0" r="11430" b="11430"/>
-            <wp:docPr id="30" name="Image 30">
+          <wp:inline distT="0" distB="0" distL="114300" distR="114300">
+            <wp:extent cx="93345" cy="93345"/>
+            <wp:effectExtent l="0" t="0" r="1905" b="1905"/>
+            <wp:docPr id="1" name="Picture 1">
               <a:hlinkClick xmlns:a="http://schemas.openxmlformats.org/drawingml/2006/main" r:id="rId4"/>
             </wp:docPr>
-            <wp:cNvGraphicFramePr/>
+            <wp:cNvGraphicFramePr>
+              <a:graphicFrameLocks xmlns:a="http://schemas.openxmlformats.org/drawingml/2006/main" noChangeAspect="1"/>
+            </wp:cNvGraphicFramePr>
             <a:graphic xmlns:a="http://schemas.openxmlformats.org/drawingml/2006/main">
               <a:graphicData uri="http://schemas.openxmlformats.org/drawingml/2006/picture">
                 <pic:pic xmlns:pic="http://schemas.openxmlformats.org/drawingml/2006/picture">
                   <pic:nvPicPr>
-                    <pic:cNvPr id="30" name="Image 30"/>
-                    <pic:cNvPicPr/>
+                    <pic:cNvPr id="1" name="Picture 1"/>
+                    <pic:cNvPicPr>
+                      <a:picLocks noChangeAspect="1"/>
+                    </pic:cNvPicPr>
                   </pic:nvPicPr>
                   <pic:blipFill>
-                    <a:blip r:embed="rId5" cstate="print"/>
+                    <a:blip r:embed="rId5"/>
                     <a:stretch>
                       <a:fillRect/>
                     </a:stretch>
@@ -1593,11 +1751,15 @@
                   <pic:spPr>
                     <a:xfrm>
                       <a:off x="0" y="0"/>
-                      <a:ext cx="65360" cy="65360"/>
+                      <a:ext cx="93345" cy="93345"/>
                     </a:xfrm>
                     <a:prstGeom prst="rect">
                       <a:avLst/>
                     </a:prstGeom>
+                    <a:noFill/>
+                    <a:ln>
+                      <a:noFill/>
+                    </a:ln>
                   </pic:spPr>
                 </pic:pic>
               </a:graphicData>
@@ -1626,24 +1788,121 @@
         <w:widowControl/>
         <w:suppressLineNumbers w:val="0"/>
         <w:spacing w:before="0" w:beforeAutospacing="0" w:after="0" w:afterAutospacing="0" w:line="240" w:lineRule="auto"/>
-        <w:ind w:left="100" w:hanging="100" w:hangingChars="50"/>
-        <w:rPr>
-          <w:rFonts w:hint="default" w:asciiTheme="minorHAnsi" w:hAnsiTheme="minorHAnsi" w:eastAsiaTheme="minorEastAsia" w:cstheme="minorBidi"/>
-          <w:kern w:val="0"/>
-          <w:sz w:val="20"/>
-          <w:szCs w:val="20"/>
-          <w:lang w:val="en-US" w:eastAsia="zh-CN" w:bidi="ar-SA"/>
-        </w:rPr>
-      </w:pPr>
-      <w:r>
-        <w:rPr>
-          <w:rFonts w:hint="default" w:asciiTheme="minorHAnsi" w:hAnsiTheme="minorHAnsi" w:eastAsiaTheme="minorEastAsia" w:cstheme="minorBidi"/>
-          <w:kern w:val="0"/>
-          <w:sz w:val="20"/>
-          <w:szCs w:val="20"/>
-          <w:lang w:val="en-US" w:eastAsia="zh-CN" w:bidi="ar-SA"/>
-        </w:rPr>
-        <w:t>- Hotel booking platform that allows users to search for hotels, view room availability, and reserve rooms securely.</w:t>
+        <w:rPr>
+          <w:rFonts w:hint="default" w:asciiTheme="minorHAnsi" w:hAnsiTheme="minorHAnsi" w:eastAsiaTheme="minorEastAsia" w:cstheme="minorBidi"/>
+          <w:kern w:val="0"/>
+          <w:sz w:val="20"/>
+          <w:szCs w:val="20"/>
+          <w:lang w:val="en-US" w:eastAsia="zh-CN" w:bidi="ar-SA"/>
+        </w:rPr>
+      </w:pPr>
+      <w:r>
+        <w:rPr>
+          <w:rFonts w:hint="default" w:asciiTheme="minorHAnsi" w:hAnsiTheme="minorHAnsi" w:eastAsiaTheme="minorEastAsia" w:cstheme="minorBidi"/>
+          <w:kern w:val="0"/>
+          <w:sz w:val="20"/>
+          <w:szCs w:val="20"/>
+          <w:lang w:val="en-US" w:eastAsia="zh-CN" w:bidi="ar-SA"/>
+        </w:rPr>
+        <w:t>In this app you can find coupons for products in various sites.</w:t>
+      </w:r>
+    </w:p>
+    <w:p>
+      <w:pPr>
+        <w:pStyle w:val="7"/>
+        <w:keepNext w:val="0"/>
+        <w:keepLines w:val="0"/>
+        <w:widowControl/>
+        <w:suppressLineNumbers w:val="0"/>
+        <w:spacing w:before="110" w:beforeLines="30" w:beforeAutospacing="0" w:after="0" w:afterAutospacing="0" w:line="240" w:lineRule="auto"/>
+        <w:jc w:val="left"/>
+        <w:rPr>
+          <w:rFonts w:hint="default" w:asciiTheme="minorHAnsi" w:hAnsiTheme="minorHAnsi" w:eastAsiaTheme="minorEastAsia" w:cstheme="minorBidi"/>
+          <w:b/>
+          <w:bCs/>
+          <w:kern w:val="0"/>
+          <w:sz w:val="20"/>
+          <w:szCs w:val="20"/>
+          <w:lang w:val="en-US" w:eastAsia="zh-CN" w:bidi="ar-SA"/>
+        </w:rPr>
+      </w:pPr>
+      <w:r>
+        <w:rPr>
+          <w:rFonts w:hint="default" w:asciiTheme="minorHAnsi" w:hAnsiTheme="minorHAnsi" w:eastAsiaTheme="minorEastAsia" w:cstheme="minorBidi"/>
+          <w:b/>
+          <w:bCs/>
+          <w:kern w:val="0"/>
+          <w:sz w:val="20"/>
+          <w:szCs w:val="20"/>
+          <w:lang w:val="en-US" w:eastAsia="zh-CN" w:bidi="ar-SA"/>
+        </w:rPr>
+        <w:t xml:space="preserve">Alain Factory For Healthy Water </w:t>
+      </w:r>
+      <w:r>
+        <w:rPr>
+          <w:rFonts w:hint="default" w:asciiTheme="minorHAnsi" w:hAnsiTheme="minorHAnsi" w:eastAsiaTheme="minorEastAsia" w:cstheme="minorBidi"/>
+          <w:b/>
+          <w:bCs/>
+          <w:kern w:val="0"/>
+          <w:sz w:val="20"/>
+          <w:szCs w:val="20"/>
+          <w:lang w:val="en-US" w:eastAsia="zh-CN" w:bidi="ar-SA"/>
+        </w:rPr>
+        <w:drawing>
+          <wp:inline distT="0" distB="0" distL="114300" distR="114300">
+            <wp:extent cx="93345" cy="93345"/>
+            <wp:effectExtent l="0" t="0" r="1905" b="1905"/>
+            <wp:docPr id="2" name="Picture 2">
+              <a:hlinkClick xmlns:a="http://schemas.openxmlformats.org/drawingml/2006/main" r:id="rId6"/>
+            </wp:docPr>
+            <wp:cNvGraphicFramePr>
+              <a:graphicFrameLocks xmlns:a="http://schemas.openxmlformats.org/drawingml/2006/main" noChangeAspect="1"/>
+            </wp:cNvGraphicFramePr>
+            <a:graphic xmlns:a="http://schemas.openxmlformats.org/drawingml/2006/main">
+              <a:graphicData uri="http://schemas.openxmlformats.org/drawingml/2006/picture">
+                <pic:pic xmlns:pic="http://schemas.openxmlformats.org/drawingml/2006/picture">
+                  <pic:nvPicPr>
+                    <pic:cNvPr id="2" name="Picture 2"/>
+                    <pic:cNvPicPr>
+                      <a:picLocks noChangeAspect="1"/>
+                    </pic:cNvPicPr>
+                  </pic:nvPicPr>
+                  <pic:blipFill>
+                    <a:blip r:embed="rId5"/>
+                    <a:stretch>
+                      <a:fillRect/>
+                    </a:stretch>
+                  </pic:blipFill>
+                  <pic:spPr>
+                    <a:xfrm>
+                      <a:off x="0" y="0"/>
+                      <a:ext cx="93345" cy="93345"/>
+                    </a:xfrm>
+                    <a:prstGeom prst="rect">
+                      <a:avLst/>
+                    </a:prstGeom>
+                    <a:noFill/>
+                    <a:ln>
+                      <a:noFill/>
+                    </a:ln>
+                  </pic:spPr>
+                </pic:pic>
+              </a:graphicData>
+            </a:graphic>
+          </wp:inline>
+        </w:drawing>
+      </w:r>
+      <w:r>
+        <w:rPr>
+          <w:rFonts w:hint="default" w:asciiTheme="minorHAnsi" w:hAnsiTheme="minorHAnsi" w:eastAsiaTheme="minorEastAsia" w:cstheme="minorBidi"/>
+          <w:b/>
+          <w:bCs/>
+          <w:kern w:val="0"/>
+          <w:sz w:val="20"/>
+          <w:szCs w:val="20"/>
+          <w:lang w:val="en-US" w:eastAsia="zh-CN" w:bidi="ar-SA"/>
+        </w:rPr>
+        <w:t>:</w:t>
       </w:r>
     </w:p>
     <w:p>
@@ -1670,7 +1929,105 @@
           <w:szCs w:val="20"/>
           <w:lang w:val="en-US" w:eastAsia="zh-CN" w:bidi="ar-SA"/>
         </w:rPr>
-        <w:t>- It’s designed to power both web and mobile clients, handling everything from user authentication to booking management.</w:t>
+        <w:t>Magic Eye Water is the main water company in Iraq, which distributes throughout Iraq.</w:t>
+      </w:r>
+    </w:p>
+    <w:p>
+      <w:pPr>
+        <w:pStyle w:val="7"/>
+        <w:keepNext w:val="0"/>
+        <w:keepLines w:val="0"/>
+        <w:widowControl/>
+        <w:suppressLineNumbers w:val="0"/>
+        <w:spacing w:before="111" w:beforeLines="31" w:beforeAutospacing="0" w:after="0" w:afterAutospacing="0" w:line="240" w:lineRule="auto"/>
+        <w:jc w:val="left"/>
+        <w:rPr>
+          <w:rFonts w:hint="default" w:asciiTheme="minorHAnsi" w:hAnsiTheme="minorHAnsi" w:eastAsiaTheme="minorEastAsia" w:cstheme="minorBidi"/>
+          <w:b/>
+          <w:bCs/>
+          <w:kern w:val="0"/>
+          <w:sz w:val="20"/>
+          <w:szCs w:val="20"/>
+          <w:lang w:val="en-US" w:eastAsia="zh-CN" w:bidi="ar-SA"/>
+        </w:rPr>
+      </w:pPr>
+      <w:r>
+        <w:rPr>
+          <w:rFonts w:hint="default" w:asciiTheme="minorHAnsi" w:hAnsiTheme="minorHAnsi" w:eastAsiaTheme="minorEastAsia" w:cstheme="minorBidi"/>
+          <w:b/>
+          <w:bCs/>
+          <w:kern w:val="0"/>
+          <w:sz w:val="20"/>
+          <w:szCs w:val="20"/>
+          <w:lang w:val="en-US" w:eastAsia="zh-CN" w:bidi="ar-SA"/>
+        </w:rPr>
+        <w:t xml:space="preserve">Hotel Booking </w:t>
+      </w:r>
+      <w:r>
+        <w:rPr>
+          <w:rFonts w:hint="default" w:asciiTheme="minorHAnsi" w:hAnsiTheme="minorHAnsi" w:eastAsiaTheme="minorEastAsia" w:cstheme="minorBidi"/>
+          <w:b/>
+          <w:bCs/>
+          <w:kern w:val="0"/>
+          <w:sz w:val="20"/>
+          <w:szCs w:val="20"/>
+          <w:lang w:val="en-US" w:eastAsia="zh-CN" w:bidi="ar-SA"/>
+        </w:rPr>
+        <w:drawing>
+          <wp:inline distT="0" distB="0" distL="114300" distR="114300">
+            <wp:extent cx="93345" cy="93345"/>
+            <wp:effectExtent l="0" t="0" r="1905" b="1905"/>
+            <wp:docPr id="3" name="Picture 3">
+              <a:hlinkClick xmlns:a="http://schemas.openxmlformats.org/drawingml/2006/main" r:id="rId7"/>
+            </wp:docPr>
+            <wp:cNvGraphicFramePr>
+              <a:graphicFrameLocks xmlns:a="http://schemas.openxmlformats.org/drawingml/2006/main" noChangeAspect="1"/>
+            </wp:cNvGraphicFramePr>
+            <a:graphic xmlns:a="http://schemas.openxmlformats.org/drawingml/2006/main">
+              <a:graphicData uri="http://schemas.openxmlformats.org/drawingml/2006/picture">
+                <pic:pic xmlns:pic="http://schemas.openxmlformats.org/drawingml/2006/picture">
+                  <pic:nvPicPr>
+                    <pic:cNvPr id="3" name="Picture 3"/>
+                    <pic:cNvPicPr>
+                      <a:picLocks noChangeAspect="1"/>
+                    </pic:cNvPicPr>
+                  </pic:nvPicPr>
+                  <pic:blipFill>
+                    <a:blip r:embed="rId5"/>
+                    <a:stretch>
+                      <a:fillRect/>
+                    </a:stretch>
+                  </pic:blipFill>
+                  <pic:spPr>
+                    <a:xfrm>
+                      <a:off x="0" y="0"/>
+                      <a:ext cx="93345" cy="93345"/>
+                    </a:xfrm>
+                    <a:prstGeom prst="rect">
+                      <a:avLst/>
+                    </a:prstGeom>
+                    <a:noFill/>
+                    <a:ln>
+                      <a:noFill/>
+                    </a:ln>
+                  </pic:spPr>
+                </pic:pic>
+              </a:graphicData>
+            </a:graphic>
+          </wp:inline>
+        </w:drawing>
+      </w:r>
+      <w:r>
+        <w:rPr>
+          <w:rFonts w:hint="default" w:asciiTheme="minorHAnsi" w:hAnsiTheme="minorHAnsi" w:eastAsiaTheme="minorEastAsia" w:cstheme="minorBidi"/>
+          <w:b/>
+          <w:bCs/>
+          <w:kern w:val="0"/>
+          <w:sz w:val="20"/>
+          <w:szCs w:val="20"/>
+          <w:lang w:val="en-US" w:eastAsia="zh-CN" w:bidi="ar-SA"/>
+        </w:rPr>
+        <w:t>:</w:t>
       </w:r>
     </w:p>
     <w:p>
@@ -1681,34 +2038,23 @@
         <w:widowControl/>
         <w:suppressLineNumbers w:val="0"/>
         <w:spacing w:before="0" w:beforeAutospacing="0" w:after="0" w:afterAutospacing="0" w:line="240" w:lineRule="auto"/>
-        <w:jc w:val="left"/>
-        <w:rPr>
-          <w:rFonts w:hint="default" w:asciiTheme="minorHAnsi" w:hAnsiTheme="minorHAnsi" w:eastAsiaTheme="minorEastAsia" w:cstheme="minorBidi"/>
-          <w:kern w:val="0"/>
-          <w:sz w:val="20"/>
-          <w:szCs w:val="20"/>
-          <w:lang w:val="en-US" w:eastAsia="zh-CN" w:bidi="ar-SA"/>
-        </w:rPr>
-      </w:pPr>
-      <w:r>
-        <w:rPr>
-          <w:rFonts w:hint="default" w:asciiTheme="minorHAnsi" w:hAnsiTheme="minorHAnsi" w:eastAsiaTheme="minorEastAsia" w:cstheme="minorBidi"/>
-          <w:kern w:val="0"/>
-          <w:sz w:val="20"/>
-          <w:szCs w:val="20"/>
-          <w:lang w:val="en-US" w:eastAsia="zh-CN" w:bidi="ar-SA"/>
-        </w:rPr>
-        <w:t xml:space="preserve">- </w:t>
-      </w:r>
-      <w:r>
-        <w:rPr>
-          <w:rFonts w:hint="eastAsia" w:asciiTheme="minorHAnsi" w:hAnsiTheme="minorHAnsi" w:eastAsiaTheme="minorEastAsia" w:cstheme="minorBidi"/>
-          <w:kern w:val="0"/>
-          <w:sz w:val="20"/>
-          <w:szCs w:val="20"/>
-          <w:lang w:val="en-US" w:eastAsia="zh-CN" w:bidi="ar-SA"/>
-        </w:rPr>
-        <w:t>Tech: Node.js, Express.js, MongoDB, JWT, bcrypt, RESTful API Design.</w:t>
+        <w:rPr>
+          <w:rFonts w:hint="default" w:asciiTheme="minorHAnsi" w:hAnsiTheme="minorHAnsi" w:eastAsiaTheme="minorEastAsia" w:cstheme="minorBidi"/>
+          <w:kern w:val="0"/>
+          <w:sz w:val="20"/>
+          <w:szCs w:val="20"/>
+          <w:lang w:val="en-US" w:eastAsia="zh-CN" w:bidi="ar-SA"/>
+        </w:rPr>
+      </w:pPr>
+      <w:r>
+        <w:rPr>
+          <w:rFonts w:hint="default" w:asciiTheme="minorHAnsi" w:hAnsiTheme="minorHAnsi" w:eastAsiaTheme="minorEastAsia" w:cstheme="minorBidi"/>
+          <w:kern w:val="0"/>
+          <w:sz w:val="20"/>
+          <w:szCs w:val="20"/>
+          <w:lang w:val="en-US" w:eastAsia="zh-CN" w:bidi="ar-SA"/>
+        </w:rPr>
+        <w:t>This app helps you find the best hotel that fits your needs.</w:t>
       </w:r>
     </w:p>
     <w:p>
@@ -1719,7 +2065,6 @@
         <w:widowControl/>
         <w:suppressLineNumbers w:val="0"/>
         <w:spacing w:before="0" w:beforeAutospacing="0" w:after="0" w:afterAutospacing="0" w:line="240" w:lineRule="auto"/>
-        <w:jc w:val="left"/>
         <w:rPr>
           <w:rFonts w:hint="default" w:asciiTheme="minorHAnsi" w:hAnsiTheme="minorHAnsi" w:eastAsiaTheme="minorEastAsia" w:cstheme="minorBidi"/>
           <w:kern w:val="0"/>
@@ -1793,17 +2138,17 @@
           <w:szCs w:val="20"/>
           <w:lang w:val="en-US" w:eastAsia="zh-CN" w:bidi="ar-SA"/>
         </w:rPr>
-        <w:t>Programming</w:t>
-      </w:r>
-      <w:r>
-        <w:rPr>
-          <w:rFonts w:hint="default" w:asciiTheme="minorHAnsi" w:hAnsiTheme="minorHAnsi" w:eastAsiaTheme="minorEastAsia" w:cstheme="minorBidi"/>
-          <w:kern w:val="0"/>
-          <w:sz w:val="20"/>
-          <w:szCs w:val="20"/>
-          <w:lang w:val="en-US" w:eastAsia="zh-CN" w:bidi="ar-SA"/>
-        </w:rPr>
-        <w:t>: Dart, JavaScript, TypeScript, C#, Python</w:t>
+        <w:t>Flutter and Mobile Development</w:t>
+      </w:r>
+      <w:r>
+        <w:rPr>
+          <w:rFonts w:hint="default" w:asciiTheme="minorHAnsi" w:hAnsiTheme="minorHAnsi" w:eastAsiaTheme="minorEastAsia" w:cstheme="minorBidi"/>
+          <w:kern w:val="0"/>
+          <w:sz w:val="20"/>
+          <w:szCs w:val="20"/>
+          <w:lang w:val="en-US" w:eastAsia="zh-CN" w:bidi="ar-SA"/>
+        </w:rPr>
+        <w:t>: Flutter, Dart, BLOC, Riverpod, Redux.</w:t>
       </w:r>
     </w:p>
     <w:p>
@@ -1842,17 +2187,17 @@
           <w:szCs w:val="20"/>
           <w:lang w:val="en-US" w:eastAsia="zh-CN" w:bidi="ar-SA"/>
         </w:rPr>
-        <w:t>Backend</w:t>
-      </w:r>
-      <w:r>
-        <w:rPr>
-          <w:rFonts w:hint="default" w:asciiTheme="minorHAnsi" w:hAnsiTheme="minorHAnsi" w:eastAsiaTheme="minorEastAsia" w:cstheme="minorBidi"/>
-          <w:kern w:val="0"/>
-          <w:sz w:val="20"/>
-          <w:szCs w:val="20"/>
-          <w:lang w:val="en-US" w:eastAsia="zh-CN" w:bidi="ar-SA"/>
-        </w:rPr>
-        <w:t>: Nodejs, Express.js</w:t>
+        <w:t>Backend and Web Development</w:t>
+      </w:r>
+      <w:r>
+        <w:rPr>
+          <w:rFonts w:hint="default" w:asciiTheme="minorHAnsi" w:hAnsiTheme="minorHAnsi" w:eastAsiaTheme="minorEastAsia" w:cstheme="minorBidi"/>
+          <w:kern w:val="0"/>
+          <w:sz w:val="20"/>
+          <w:szCs w:val="20"/>
+          <w:lang w:val="en-US" w:eastAsia="zh-CN" w:bidi="ar-SA"/>
+        </w:rPr>
+        <w:t>: Nodejs, Express.js, TypeScript, JavaScript, MongoDB.</w:t>
       </w:r>
     </w:p>
     <w:p>
@@ -1891,17 +2236,17 @@
           <w:szCs w:val="20"/>
           <w:lang w:val="en-US" w:eastAsia="zh-CN" w:bidi="ar-SA"/>
         </w:rPr>
-        <w:t>Frontend</w:t>
-      </w:r>
-      <w:r>
-        <w:rPr>
-          <w:rFonts w:hint="default" w:asciiTheme="minorHAnsi" w:hAnsiTheme="minorHAnsi" w:eastAsiaTheme="minorEastAsia" w:cstheme="minorBidi"/>
-          <w:kern w:val="0"/>
-          <w:sz w:val="20"/>
-          <w:szCs w:val="20"/>
-          <w:lang w:val="en-US" w:eastAsia="zh-CN" w:bidi="ar-SA"/>
-        </w:rPr>
-        <w:t>: HTML, CSS, React, Bootstrap, Angular</w:t>
+        <w:t>Frontend (Web)</w:t>
+      </w:r>
+      <w:r>
+        <w:rPr>
+          <w:rFonts w:hint="default" w:asciiTheme="minorHAnsi" w:hAnsiTheme="minorHAnsi" w:eastAsiaTheme="minorEastAsia" w:cstheme="minorBidi"/>
+          <w:kern w:val="0"/>
+          <w:sz w:val="20"/>
+          <w:szCs w:val="20"/>
+          <w:lang w:val="en-US" w:eastAsia="zh-CN" w:bidi="ar-SA"/>
+        </w:rPr>
+        <w:t>: HTML, CSS, React, Angular, Bootstrap, Tailwind.</w:t>
       </w:r>
     </w:p>
     <w:p>
@@ -1940,17 +2285,17 @@
           <w:szCs w:val="20"/>
           <w:lang w:val="en-US" w:eastAsia="zh-CN" w:bidi="ar-SA"/>
         </w:rPr>
-        <w:t>Database</w:t>
-      </w:r>
-      <w:r>
-        <w:rPr>
-          <w:rFonts w:hint="default" w:asciiTheme="minorHAnsi" w:hAnsiTheme="minorHAnsi" w:eastAsiaTheme="minorEastAsia" w:cstheme="minorBidi"/>
-          <w:kern w:val="0"/>
-          <w:sz w:val="20"/>
-          <w:szCs w:val="20"/>
-          <w:lang w:val="en-US" w:eastAsia="zh-CN" w:bidi="ar-SA"/>
-        </w:rPr>
-        <w:t>: MongoDB, SQLite</w:t>
+        <w:t>Tools</w:t>
+      </w:r>
+      <w:r>
+        <w:rPr>
+          <w:rFonts w:hint="default" w:asciiTheme="minorHAnsi" w:hAnsiTheme="minorHAnsi" w:eastAsiaTheme="minorEastAsia" w:cstheme="minorBidi"/>
+          <w:kern w:val="0"/>
+          <w:sz w:val="20"/>
+          <w:szCs w:val="20"/>
+          <w:lang w:val="en-US" w:eastAsia="zh-CN" w:bidi="ar-SA"/>
+        </w:rPr>
+        <w:t>: Git, Github, Github Actions, Firebase, Postman, Figma.</w:t>
       </w:r>
     </w:p>
     <w:p>
@@ -1989,55 +2334,6 @@
           <w:szCs w:val="20"/>
           <w:lang w:val="en-US" w:eastAsia="zh-CN" w:bidi="ar-SA"/>
         </w:rPr>
-        <w:t>Tools</w:t>
-      </w:r>
-      <w:r>
-        <w:rPr>
-          <w:rFonts w:hint="default" w:asciiTheme="minorHAnsi" w:hAnsiTheme="minorHAnsi" w:eastAsiaTheme="minorEastAsia" w:cstheme="minorBidi"/>
-          <w:kern w:val="0"/>
-          <w:sz w:val="20"/>
-          <w:szCs w:val="20"/>
-          <w:lang w:val="en-US" w:eastAsia="zh-CN" w:bidi="ar-SA"/>
-        </w:rPr>
-        <w:t>: Git, Github, Github Actions, Firebase</w:t>
-      </w:r>
-    </w:p>
-    <w:p>
-      <w:pPr>
-        <w:pStyle w:val="7"/>
-        <w:keepNext w:val="0"/>
-        <w:keepLines w:val="0"/>
-        <w:widowControl/>
-        <w:suppressLineNumbers w:val="0"/>
-        <w:spacing w:before="0" w:beforeAutospacing="0" w:after="0" w:afterAutospacing="0" w:line="240" w:lineRule="auto"/>
-        <w:rPr>
-          <w:rFonts w:hint="default" w:asciiTheme="minorHAnsi" w:hAnsiTheme="minorHAnsi" w:eastAsiaTheme="minorEastAsia" w:cstheme="minorBidi"/>
-          <w:kern w:val="0"/>
-          <w:sz w:val="20"/>
-          <w:szCs w:val="20"/>
-          <w:lang w:val="en-US" w:eastAsia="zh-CN" w:bidi="ar-SA"/>
-        </w:rPr>
-      </w:pPr>
-      <w:r>
-        <w:rPr>
-          <w:rFonts w:hint="default" w:asciiTheme="minorHAnsi" w:hAnsiTheme="minorHAnsi" w:eastAsiaTheme="minorEastAsia" w:cstheme="minorBidi"/>
-          <w:kern w:val="0"/>
-          <w:sz w:val="20"/>
-          <w:szCs w:val="20"/>
-          <w:lang w:val="en-US" w:eastAsia="zh-CN" w:bidi="ar-SA"/>
-        </w:rPr>
-        <w:t xml:space="preserve">- </w:t>
-      </w:r>
-      <w:r>
-        <w:rPr>
-          <w:rFonts w:hint="default" w:asciiTheme="minorHAnsi" w:hAnsiTheme="minorHAnsi" w:eastAsiaTheme="minorEastAsia" w:cstheme="minorBidi"/>
-          <w:b/>
-          <w:bCs/>
-          <w:kern w:val="0"/>
-          <w:sz w:val="20"/>
-          <w:szCs w:val="20"/>
-          <w:lang w:val="en-US" w:eastAsia="zh-CN" w:bidi="ar-SA"/>
-        </w:rPr>
         <w:t>Concepts</w:t>
       </w:r>
       <w:r>
@@ -2048,7 +2344,7 @@
           <w:szCs w:val="20"/>
           <w:lang w:val="en-US" w:eastAsia="zh-CN" w:bidi="ar-SA"/>
         </w:rPr>
-        <w:t>: OOP, Data Structures, Algorithms, Design Patterns, OS, Computer Networking, Agile Development</w:t>
+        <w:t>: OOP, Data Structures, Algorithms, Design Patterns, OS, Computer Networking, Agile Development.</w:t>
       </w:r>
     </w:p>
     <w:sectPr>

--- a/Yousef Mohamed Flutter CV.docx
+++ b/Yousef Mohamed Flutter CV.docx
@@ -154,7 +154,7 @@
       </w:r>
       <w:r>
         <w:rPr>
-          <w:rStyle w:val="5"/>
+          <w:rStyle w:val="6"/>
           <w:rFonts w:hint="default"/>
           <w:lang w:val="en-US"/>
         </w:rPr>
@@ -255,7 +255,7 @@
       </w:r>
       <w:r>
         <w:rPr>
-          <w:rStyle w:val="6"/>
+          <w:rStyle w:val="7"/>
           <w:rFonts w:hint="default"/>
           <w:lang w:val="en-US"/>
         </w:rPr>
@@ -330,7 +330,7 @@
       </w:r>
       <w:r>
         <w:rPr>
-          <w:rStyle w:val="6"/>
+          <w:rStyle w:val="7"/>
           <w:rFonts w:hint="default"/>
           <w:lang w:val="en-US"/>
         </w:rPr>
@@ -1277,7 +1277,7 @@
     </w:p>
     <w:p>
       <w:pPr>
-        <w:pStyle w:val="7"/>
+        <w:pStyle w:val="8"/>
         <w:keepNext w:val="0"/>
         <w:keepLines w:val="0"/>
         <w:widowControl/>
@@ -1304,7 +1304,7 @@
     </w:p>
     <w:p>
       <w:pPr>
-        <w:pStyle w:val="7"/>
+        <w:pStyle w:val="8"/>
         <w:keepNext w:val="0"/>
         <w:keepLines w:val="0"/>
         <w:widowControl/>
@@ -1332,7 +1332,7 @@
     </w:p>
     <w:p>
       <w:pPr>
-        <w:pStyle w:val="7"/>
+        <w:pStyle w:val="8"/>
         <w:keepNext w:val="0"/>
         <w:keepLines w:val="0"/>
         <w:widowControl/>
@@ -1359,7 +1359,7 @@
     </w:p>
     <w:p>
       <w:pPr>
-        <w:pStyle w:val="7"/>
+        <w:pStyle w:val="8"/>
         <w:keepNext w:val="0"/>
         <w:keepLines w:val="0"/>
         <w:widowControl/>
@@ -1373,6 +1373,8 @@
           <w:lang w:val="en-US" w:eastAsia="zh-CN" w:bidi="ar-SA"/>
         </w:rPr>
       </w:pPr>
+      <w:bookmarkStart w:id="0" w:name="_GoBack"/>
+      <w:bookmarkEnd w:id="0"/>
       <w:r>
         <w:rPr>
           <w:rFonts w:hint="default" w:asciiTheme="minorHAnsi" w:hAnsiTheme="minorHAnsi" w:eastAsiaTheme="minorEastAsia" w:cstheme="minorBidi"/>
@@ -1386,7 +1388,7 @@
     </w:p>
     <w:p>
       <w:pPr>
-        <w:pStyle w:val="7"/>
+        <w:pStyle w:val="8"/>
         <w:keepNext w:val="0"/>
         <w:keepLines w:val="0"/>
         <w:widowControl/>
@@ -1431,7 +1433,7 @@
     </w:p>
     <w:p>
       <w:pPr>
-        <w:pStyle w:val="7"/>
+        <w:pStyle w:val="8"/>
         <w:keepNext w:val="0"/>
         <w:keepLines w:val="0"/>
         <w:widowControl/>
@@ -1463,7 +1465,7 @@
     </w:p>
     <w:p>
       <w:pPr>
-        <w:pStyle w:val="7"/>
+        <w:pStyle w:val="8"/>
         <w:keepNext w:val="0"/>
         <w:keepLines w:val="0"/>
         <w:widowControl/>
@@ -1485,24 +1487,12 @@
           <w:szCs w:val="20"/>
           <w:lang w:val="en-US" w:eastAsia="zh-CN" w:bidi="ar-SA"/>
         </w:rPr>
-        <w:t>- Developed an online coaching platform fe</w:t>
-      </w:r>
-      <w:bookmarkStart w:id="0" w:name="_GoBack"/>
-      <w:bookmarkEnd w:id="0"/>
-      <w:r>
-        <w:rPr>
-          <w:rFonts w:hint="default" w:asciiTheme="minorHAnsi" w:hAnsiTheme="minorHAnsi" w:eastAsiaTheme="minorEastAsia" w:cstheme="minorBidi"/>
-          <w:kern w:val="0"/>
-          <w:sz w:val="20"/>
-          <w:szCs w:val="20"/>
-          <w:lang w:val="en-US" w:eastAsia="zh-CN" w:bidi="ar-SA"/>
-        </w:rPr>
-        <w:t>aturing workout plans, nutrition tracking, and secure payment integration.</w:t>
-      </w:r>
-    </w:p>
-    <w:p>
-      <w:pPr>
-        <w:pStyle w:val="7"/>
+        <w:t>- Developed an online coaching platform featuring workout plans, nutrition tracking, and secure payment integration.</w:t>
+      </w:r>
+    </w:p>
+    <w:p>
+      <w:pPr>
+        <w:pStyle w:val="8"/>
         <w:keepNext w:val="0"/>
         <w:keepLines w:val="0"/>
         <w:widowControl/>
@@ -1529,7 +1519,7 @@
     </w:p>
     <w:p>
       <w:pPr>
-        <w:pStyle w:val="7"/>
+        <w:pStyle w:val="8"/>
         <w:keepNext w:val="0"/>
         <w:keepLines w:val="0"/>
         <w:widowControl/>
@@ -1585,7 +1575,7 @@
       </w:r>
       <w:r>
         <w:rPr>
-          <w:rStyle w:val="5"/>
+          <w:rStyle w:val="6"/>
           <w:rFonts w:hint="default" w:asciiTheme="minorHAnsi" w:hAnsiTheme="minorHAnsi" w:eastAsiaTheme="minorEastAsia" w:cstheme="minorBidi"/>
           <w:kern w:val="0"/>
           <w:sz w:val="20"/>
@@ -1607,7 +1597,7 @@
     </w:p>
     <w:p>
       <w:pPr>
-        <w:pStyle w:val="7"/>
+        <w:pStyle w:val="8"/>
         <w:keepNext w:val="0"/>
         <w:keepLines w:val="0"/>
         <w:widowControl/>
@@ -1663,7 +1653,7 @@
       </w:r>
       <w:r>
         <w:rPr>
-          <w:rStyle w:val="5"/>
+          <w:rStyle w:val="6"/>
           <w:rFonts w:hint="default" w:asciiTheme="minorHAnsi" w:hAnsiTheme="minorHAnsi" w:eastAsiaTheme="minorEastAsia" w:cstheme="minorBidi"/>
           <w:kern w:val="0"/>
           <w:sz w:val="20"/>
@@ -1685,7 +1675,7 @@
     </w:p>
     <w:p>
       <w:pPr>
-        <w:pStyle w:val="7"/>
+        <w:pStyle w:val="8"/>
         <w:keepNext w:val="0"/>
         <w:keepLines w:val="0"/>
         <w:widowControl/>
@@ -1782,7 +1772,7 @@
     </w:p>
     <w:p>
       <w:pPr>
-        <w:pStyle w:val="7"/>
+        <w:pStyle w:val="8"/>
         <w:keepNext w:val="0"/>
         <w:keepLines w:val="0"/>
         <w:widowControl/>
@@ -1809,7 +1799,7 @@
     </w:p>
     <w:p>
       <w:pPr>
-        <w:pStyle w:val="7"/>
+        <w:pStyle w:val="8"/>
         <w:keepNext w:val="0"/>
         <w:keepLines w:val="0"/>
         <w:widowControl/>
@@ -1907,7 +1897,7 @@
     </w:p>
     <w:p>
       <w:pPr>
-        <w:pStyle w:val="7"/>
+        <w:pStyle w:val="8"/>
         <w:keepNext w:val="0"/>
         <w:keepLines w:val="0"/>
         <w:widowControl/>
@@ -1934,7 +1924,7 @@
     </w:p>
     <w:p>
       <w:pPr>
-        <w:pStyle w:val="7"/>
+        <w:pStyle w:val="8"/>
         <w:keepNext w:val="0"/>
         <w:keepLines w:val="0"/>
         <w:widowControl/>
@@ -2032,7 +2022,7 @@
     </w:p>
     <w:p>
       <w:pPr>
-        <w:pStyle w:val="7"/>
+        <w:pStyle w:val="8"/>
         <w:keepNext w:val="0"/>
         <w:keepLines w:val="0"/>
         <w:widowControl/>
@@ -2059,7 +2049,7 @@
     </w:p>
     <w:p>
       <w:pPr>
-        <w:pStyle w:val="7"/>
+        <w:pStyle w:val="8"/>
         <w:keepNext w:val="0"/>
         <w:keepLines w:val="0"/>
         <w:widowControl/>
@@ -2104,7 +2094,7 @@
     </w:p>
     <w:p>
       <w:pPr>
-        <w:pStyle w:val="7"/>
+        <w:pStyle w:val="8"/>
         <w:keepNext w:val="0"/>
         <w:keepLines w:val="0"/>
         <w:widowControl/>
@@ -2153,7 +2143,7 @@
     </w:p>
     <w:p>
       <w:pPr>
-        <w:pStyle w:val="7"/>
+        <w:pStyle w:val="8"/>
         <w:keepNext w:val="0"/>
         <w:keepLines w:val="0"/>
         <w:widowControl/>
@@ -2202,7 +2192,7 @@
     </w:p>
     <w:p>
       <w:pPr>
-        <w:pStyle w:val="7"/>
+        <w:pStyle w:val="8"/>
         <w:keepNext w:val="0"/>
         <w:keepLines w:val="0"/>
         <w:widowControl/>
@@ -2251,7 +2241,7 @@
     </w:p>
     <w:p>
       <w:pPr>
-        <w:pStyle w:val="7"/>
+        <w:pStyle w:val="8"/>
         <w:keepNext w:val="0"/>
         <w:keepLines w:val="0"/>
         <w:widowControl/>
@@ -2300,7 +2290,7 @@
     </w:p>
     <w:p>
       <w:pPr>
-        <w:pStyle w:val="7"/>
+        <w:pStyle w:val="8"/>
         <w:keepNext w:val="0"/>
         <w:keepLines w:val="0"/>
         <w:widowControl/>
@@ -2632,12 +2622,31 @@
       <w:lang w:val="en-US" w:eastAsia="zh-CN" w:bidi="ar-SA"/>
     </w:rPr>
   </w:style>
-  <w:style w:type="character" w:default="1" w:styleId="2">
+  <w:style w:type="paragraph" w:styleId="2">
+    <w:name w:val="heading 1"/>
+    <w:next w:val="1"/>
+    <w:qFormat/>
+    <w:uiPriority w:val="0"/>
+    <w:pPr>
+      <w:spacing w:before="0" w:beforeAutospacing="1" w:after="0" w:afterAutospacing="1"/>
+      <w:jc w:val="left"/>
+    </w:pPr>
+    <w:rPr>
+      <w:rFonts w:hint="eastAsia" w:ascii="SimSun" w:hAnsi="SimSun" w:eastAsia="SimSun" w:cs="SimSun"/>
+      <w:b/>
+      <w:bCs/>
+      <w:kern w:val="44"/>
+      <w:sz w:val="48"/>
+      <w:szCs w:val="48"/>
+      <w:lang w:val="en-US" w:eastAsia="zh-CN" w:bidi="ar"/>
+    </w:rPr>
+  </w:style>
+  <w:style w:type="character" w:default="1" w:styleId="3">
     <w:name w:val="Default Paragraph Font"/>
     <w:semiHidden/>
     <w:uiPriority w:val="0"/>
   </w:style>
-  <w:style w:type="table" w:default="1" w:styleId="3">
+  <w:style w:type="table" w:default="1" w:styleId="4">
     <w:name w:val="Normal Table"/>
     <w:semiHidden/>
     <w:uiPriority w:val="0"/>
@@ -2650,7 +2659,7 @@
       </w:tblCellMar>
     </w:tblPr>
   </w:style>
-  <w:style w:type="paragraph" w:styleId="4">
+  <w:style w:type="paragraph" w:styleId="5">
     <w:name w:val="Body Text"/>
     <w:basedOn w:val="1"/>
     <w:qFormat/>
@@ -2665,18 +2674,18 @@
       <w:lang w:val="en-US" w:eastAsia="en-US" w:bidi="ar-SA"/>
     </w:rPr>
   </w:style>
-  <w:style w:type="character" w:styleId="5">
+  <w:style w:type="character" w:styleId="6">
     <w:name w:val="FollowedHyperlink"/>
-    <w:basedOn w:val="2"/>
+    <w:basedOn w:val="3"/>
     <w:uiPriority w:val="0"/>
     <w:rPr>
       <w:color w:val="800080"/>
       <w:u w:val="single"/>
     </w:rPr>
   </w:style>
-  <w:style w:type="character" w:styleId="6">
+  <w:style w:type="character" w:styleId="7">
     <w:name w:val="Hyperlink"/>
-    <w:basedOn w:val="2"/>
+    <w:basedOn w:val="3"/>
     <w:qFormat/>
     <w:uiPriority w:val="0"/>
     <w:rPr>
@@ -2684,7 +2693,7 @@
       <w:u w:val="single"/>
     </w:rPr>
   </w:style>
-  <w:style w:type="paragraph" w:styleId="7">
+  <w:style w:type="paragraph" w:styleId="8">
     <w:name w:val="Normal (Web)"/>
     <w:qFormat/>
     <w:uiPriority w:val="0"/>
@@ -2701,9 +2710,9 @@
       <w:lang w:val="en-US" w:eastAsia="zh-CN" w:bidi="ar"/>
     </w:rPr>
   </w:style>
-  <w:style w:type="character" w:styleId="8">
+  <w:style w:type="character" w:styleId="9">
     <w:name w:val="Strong"/>
-    <w:basedOn w:val="2"/>
+    <w:basedOn w:val="3"/>
     <w:qFormat/>
     <w:uiPriority w:val="0"/>
     <w:rPr>
